--- a/2026 الى 2027/خطط القسم 2027/خطة الموهوبات -قسم الكيمياء 2027/_متابعة خطة وبرامج  الموهوبات لقسم الكيمياء 2026- 2024.docx
+++ b/2026 الى 2027/خطط القسم 2027/خطة الموهوبات -قسم الكيمياء 2027/_متابعة خطة وبرامج  الموهوبات لقسم الكيمياء 2026- 2024.docx
@@ -426,7 +426,7 @@
                                 <w:rtl/>
                                 <w:lang w:bidi="ar-QA"/>
                               </w:rPr>
-                              <w:t>2026-2024</w:t>
+                              <w:t>2027-2024</w:t>
                             </w:r>
                           </w:p>
                         </w:txbxContent>
@@ -639,7 +639,7 @@
                           <w:rtl/>
                           <w:lang w:bidi="ar-QA"/>
                         </w:rPr>
-                        <w:t>2026-2024</w:t>
+                        <w:t>2027-2024</w:t>
                       </w:r>
                     </w:p>
                   </w:txbxContent>
